--- a/PRDs/product/crmbuilder-automation-PRD/deployment-runbook.docx
+++ b/PRDs/product/crmbuilder-automation-PRD/deployment-runbook.docx
@@ -274,7 +274,7 @@
                 <w:b w:val="false"/>
                 <w:bCs w:val="false"/>
               </w:rPr>
-              <w:t xml:space="preserve">1.0</w:t>
+              <w:t xml:space="preserve">1.1</w:t>
             </w:r>
           </w:p>
         </w:tc>
@@ -331,7 +331,7 @@
                 <w:b w:val="false"/>
                 <w:bCs w:val="false"/>
               </w:rPr>
-              <w:t xml:space="preserve">Active — first release</w:t>
+              <w:t xml:space="preserve">Active</w:t>
             </w:r>
           </w:p>
         </w:tc>
@@ -388,7 +388,7 @@
                 <w:b w:val="false"/>
                 <w:bCs w:val="false"/>
               </w:rPr>
-              <w:t xml:space="preserve">05-02-26 06:00</w:t>
+              <w:t xml:space="preserve">05-02-26 06:50</w:t>
             </w:r>
           </w:p>
         </w:tc>
@@ -605,6 +605,90 @@
                 <w:b w:val="false"/>
                 <w:bCs w:val="false"/>
               </w:rPr>
+              <w:t xml:space="preserve">1.1</w:t>
+            </w:r>
+          </w:p>
+        </w:tc>
+        <w:tc>
+          <w:tcPr>
+            <w:tcW w:type="dxa" w:w="1500"/>
+            <w:tcBorders>
+              <w:top w:val="single" w:color="AAAAAA" w:sz="4"/>
+              <w:left w:val="single" w:color="AAAAAA" w:sz="4"/>
+              <w:bottom w:val="single" w:color="AAAAAA" w:sz="4"/>
+              <w:right w:val="single" w:color="AAAAAA" w:sz="4"/>
+            </w:tcBorders>
+            <w:tcMar>
+              <w:top w:type="dxa" w:w="80"/>
+              <w:left w:type="dxa" w:w="120"/>
+              <w:bottom w:type="dxa" w:w="80"/>
+              <w:right w:type="dxa" w:w="120"/>
+            </w:tcMar>
+          </w:tcPr>
+          <w:p>
+            <w:r>
+              <w:rPr>
+                <w:rFonts w:ascii="Arial" w:cs="Arial" w:eastAsia="Arial" w:hAnsi="Arial"/>
+                <w:b w:val="false"/>
+                <w:bCs w:val="false"/>
+              </w:rPr>
+              <w:t xml:space="preserve">05-02-26 06:50</w:t>
+            </w:r>
+          </w:p>
+        </w:tc>
+        <w:tc>
+          <w:tcPr>
+            <w:tcW w:type="dxa" w:w="7060"/>
+            <w:tcBorders>
+              <w:top w:val="single" w:color="AAAAAA" w:sz="4"/>
+              <w:left w:val="single" w:color="AAAAAA" w:sz="4"/>
+              <w:bottom w:val="single" w:color="AAAAAA" w:sz="4"/>
+              <w:right w:val="single" w:color="AAAAAA" w:sz="4"/>
+            </w:tcBorders>
+            <w:tcMar>
+              <w:top w:type="dxa" w:w="80"/>
+              <w:left w:type="dxa" w:w="120"/>
+              <w:bottom w:type="dxa" w:w="80"/>
+              <w:right w:type="dxa" w:w="120"/>
+            </w:tcMar>
+          </w:tcPr>
+          <w:p>
+            <w:r>
+              <w:rPr>
+                <w:rFonts w:ascii="Arial" w:cs="Arial" w:eastAsia="Arial" w:hAnsi="Arial"/>
+                <w:b w:val="false"/>
+                <w:bCs w:val="false"/>
+              </w:rPr>
+              <w:t xml:space="preserve">Strengthened the SSH Host field row in Section 7.3 (Wizard Page 2 — Server (SSH) Connection) with an explicit cross-reference to Section 3.1 of the per-instance Deployment Record, where the captured IPv4 value now appears under the label "Public IPv4 (SSH Host)" (CBM Deployment Record v1.3 made the matching change). Together the two changes connect the wizard's SSH Host input to the Record's captured value so an operator running a re-deploy or migration knows exactly which value to enter. No other content changes.</w:t>
+            </w:r>
+          </w:p>
+        </w:tc>
+      </w:tr>
+      <w:tr>
+        <w:tc>
+          <w:tcPr>
+            <w:tcW w:type="dxa" w:w="800"/>
+            <w:tcBorders>
+              <w:top w:val="single" w:color="AAAAAA" w:sz="4"/>
+              <w:left w:val="single" w:color="AAAAAA" w:sz="4"/>
+              <w:bottom w:val="single" w:color="AAAAAA" w:sz="4"/>
+              <w:right w:val="single" w:color="AAAAAA" w:sz="4"/>
+            </w:tcBorders>
+            <w:shd w:fill="F2F7FB" w:val="clear"/>
+            <w:tcMar>
+              <w:top w:type="dxa" w:w="80"/>
+              <w:left w:type="dxa" w:w="120"/>
+              <w:bottom w:type="dxa" w:w="80"/>
+              <w:right w:type="dxa" w:w="120"/>
+            </w:tcMar>
+          </w:tcPr>
+          <w:p>
+            <w:r>
+              <w:rPr>
+                <w:rFonts w:ascii="Arial" w:cs="Arial" w:eastAsia="Arial" w:hAnsi="Arial"/>
+                <w:b w:val="false"/>
+                <w:bCs w:val="false"/>
+              </w:rPr>
               <w:t xml:space="preserve">1.0</w:t>
             </w:r>
           </w:p>
@@ -618,6 +702,7 @@
               <w:bottom w:val="single" w:color="AAAAAA" w:sz="4"/>
               <w:right w:val="single" w:color="AAAAAA" w:sz="4"/>
             </w:tcBorders>
+            <w:shd w:fill="F2F7FB" w:val="clear"/>
             <w:tcMar>
               <w:top w:type="dxa" w:w="80"/>
               <w:left w:type="dxa" w:w="120"/>
@@ -645,6 +730,7 @@
               <w:bottom w:val="single" w:color="AAAAAA" w:sz="4"/>
               <w:right w:val="single" w:color="AAAAAA" w:sz="4"/>
             </w:tcBorders>
+            <w:shd w:fill="F2F7FB" w:val="clear"/>
             <w:tcMar>
               <w:top w:type="dxa" w:w="80"/>
               <w:left w:type="dxa" w:w="120"/>
@@ -3953,7 +4039,7 @@
                 <w:b w:val="false"/>
                 <w:bCs w:val="false"/>
               </w:rPr>
-              <w:t xml:space="preserve">Droplet's public IPv4 (e.g. 104.131.45.208 for CBM Test)</w:t>
+              <w:t xml:space="preserve">Droplet's public IPv4 (e.g. 104.131.45.208 for CBM Test). For an existing instance being re-deployed or migrated, this value appears as "Public IPv4 (SSH Host)" in Section 3.1 of the per-instance Deployment Record.</w:t>
             </w:r>
           </w:p>
         </w:tc>
@@ -8372,6 +8458,90 @@
                 <w:b w:val="false"/>
                 <w:bCs w:val="false"/>
               </w:rPr>
+              <w:t xml:space="preserve">1.1</w:t>
+            </w:r>
+          </w:p>
+        </w:tc>
+        <w:tc>
+          <w:tcPr>
+            <w:tcW w:type="dxa" w:w="1500"/>
+            <w:tcBorders>
+              <w:top w:val="single" w:color="AAAAAA" w:sz="4"/>
+              <w:left w:val="single" w:color="AAAAAA" w:sz="4"/>
+              <w:bottom w:val="single" w:color="AAAAAA" w:sz="4"/>
+              <w:right w:val="single" w:color="AAAAAA" w:sz="4"/>
+            </w:tcBorders>
+            <w:tcMar>
+              <w:top w:type="dxa" w:w="80"/>
+              <w:left w:type="dxa" w:w="120"/>
+              <w:bottom w:type="dxa" w:w="80"/>
+              <w:right w:type="dxa" w:w="120"/>
+            </w:tcMar>
+          </w:tcPr>
+          <w:p>
+            <w:r>
+              <w:rPr>
+                <w:rFonts w:ascii="Arial" w:cs="Arial" w:eastAsia="Arial" w:hAnsi="Arial"/>
+                <w:b w:val="false"/>
+                <w:bCs w:val="false"/>
+              </w:rPr>
+              <w:t xml:space="preserve">05-02-26 06:50</w:t>
+            </w:r>
+          </w:p>
+        </w:tc>
+        <w:tc>
+          <w:tcPr>
+            <w:tcW w:type="dxa" w:w="7060"/>
+            <w:tcBorders>
+              <w:top w:val="single" w:color="AAAAAA" w:sz="4"/>
+              <w:left w:val="single" w:color="AAAAAA" w:sz="4"/>
+              <w:bottom w:val="single" w:color="AAAAAA" w:sz="4"/>
+              <w:right w:val="single" w:color="AAAAAA" w:sz="4"/>
+            </w:tcBorders>
+            <w:tcMar>
+              <w:top w:type="dxa" w:w="80"/>
+              <w:left w:type="dxa" w:w="120"/>
+              <w:bottom w:type="dxa" w:w="80"/>
+              <w:right w:type="dxa" w:w="120"/>
+            </w:tcMar>
+          </w:tcPr>
+          <w:p>
+            <w:r>
+              <w:rPr>
+                <w:rFonts w:ascii="Arial" w:cs="Arial" w:eastAsia="Arial" w:hAnsi="Arial"/>
+                <w:b w:val="false"/>
+                <w:bCs w:val="false"/>
+              </w:rPr>
+              <w:t xml:space="preserve">Section 7.3 (Wizard Page 2 — Server (SSH) Connection) field table updated. The SSH Host row's Recommended Value column now reads: "Droplet's public IPv4 (e.g. 104.131.45.208 for CBM Test). For an existing instance being re-deployed or migrated, this value appears as 'Public IPv4 (SSH Host)' in Section 3.1 of the per-instance Deployment Record." Connects the wizard's SSH Host input to the Deployment Record's captured value, addressing operator confusion observed during a real wizard run. Companion change: CBM Test Instance Deployment Record v1.3 relabeled the captured IPv4 row to "Public IPv4 (SSH Host)". Metadata Last Updated bumped to 05-02-26 06:50. No other content changes.</w:t>
+            </w:r>
+          </w:p>
+        </w:tc>
+      </w:tr>
+      <w:tr>
+        <w:tc>
+          <w:tcPr>
+            <w:tcW w:type="dxa" w:w="800"/>
+            <w:tcBorders>
+              <w:top w:val="single" w:color="AAAAAA" w:sz="4"/>
+              <w:left w:val="single" w:color="AAAAAA" w:sz="4"/>
+              <w:bottom w:val="single" w:color="AAAAAA" w:sz="4"/>
+              <w:right w:val="single" w:color="AAAAAA" w:sz="4"/>
+            </w:tcBorders>
+            <w:shd w:fill="F2F7FB" w:val="clear"/>
+            <w:tcMar>
+              <w:top w:type="dxa" w:w="80"/>
+              <w:left w:type="dxa" w:w="120"/>
+              <w:bottom w:type="dxa" w:w="80"/>
+              <w:right w:type="dxa" w:w="120"/>
+            </w:tcMar>
+          </w:tcPr>
+          <w:p>
+            <w:r>
+              <w:rPr>
+                <w:rFonts w:ascii="Arial" w:cs="Arial" w:eastAsia="Arial" w:hAnsi="Arial"/>
+                <w:b w:val="false"/>
+                <w:bCs w:val="false"/>
+              </w:rPr>
               <w:t xml:space="preserve">1.0</w:t>
             </w:r>
           </w:p>
@@ -8385,6 +8555,7 @@
               <w:bottom w:val="single" w:color="AAAAAA" w:sz="4"/>
               <w:right w:val="single" w:color="AAAAAA" w:sz="4"/>
             </w:tcBorders>
+            <w:shd w:fill="F2F7FB" w:val="clear"/>
             <w:tcMar>
               <w:top w:type="dxa" w:w="80"/>
               <w:left w:type="dxa" w:w="120"/>
@@ -8412,6 +8583,7 @@
               <w:bottom w:val="single" w:color="AAAAAA" w:sz="4"/>
               <w:right w:val="single" w:color="AAAAAA" w:sz="4"/>
             </w:tcBorders>
+            <w:shd w:fill="F2F7FB" w:val="clear"/>
             <w:tcMar>
               <w:top w:type="dxa" w:w="80"/>
               <w:left w:type="dxa" w:w="120"/>

--- a/PRDs/product/crmbuilder-automation-PRD/deployment-runbook.docx
+++ b/PRDs/product/crmbuilder-automation-PRD/deployment-runbook.docx
@@ -274,7 +274,7 @@
                 <w:b w:val="false"/>
                 <w:bCs w:val="false"/>
               </w:rPr>
-              <w:t xml:space="preserve">1.1</w:t>
+              <w:t xml:space="preserve">1.2</w:t>
             </w:r>
           </w:p>
         </w:tc>
@@ -388,7 +388,7 @@
                 <w:b w:val="false"/>
                 <w:bCs w:val="false"/>
               </w:rPr>
-              <w:t xml:space="preserve">05-02-26 06:50</w:t>
+              <w:t xml:space="preserve">05-02-26 17:30</w:t>
             </w:r>
           </w:p>
         </w:tc>
@@ -605,7 +605,7 @@
                 <w:b w:val="false"/>
                 <w:bCs w:val="false"/>
               </w:rPr>
-              <w:t xml:space="preserve">1.1</w:t>
+              <w:t xml:space="preserve">1.2</w:t>
             </w:r>
           </w:p>
         </w:tc>
@@ -632,7 +632,7 @@
                 <w:b w:val="false"/>
                 <w:bCs w:val="false"/>
               </w:rPr>
-              <w:t xml:space="preserve">05-02-26 06:50</w:t>
+              <w:t xml:space="preserve">05-02-26 17:30</w:t>
             </w:r>
           </w:p>
         </w:tc>
@@ -659,7 +659,7 @@
                 <w:b w:val="false"/>
                 <w:bCs w:val="false"/>
               </w:rPr>
-              <w:t xml:space="preserve">Strengthened the SSH Host field row in Section 7.3 (Wizard Page 2 — Server (SSH) Connection) with an explicit cross-reference to Section 3.1 of the per-instance Deployment Record, where the captured IPv4 value now appears under the label "Public IPv4 (SSH Host)" (CBM Deployment Record v1.3 made the matching change). Together the two changes connect the wizard's SSH Host input to the Record's captured value so an operator running a re-deploy or migration knows exactly which value to enter. No other content changes.</w:t>
+              <w:t xml:space="preserve">Section 11 (Post-Deploy — Produce the Deployment Record) rewritten end-to-end. The procedure described in v1.0 and v1.1 (copy a JS generator into a new client repo, edit the values, run with Node.js, validate with the office validator, commit) described a hand-driven workflow that no longer applies. The deployment-record series in the crmbuilder repo (Prompts A through I, including a successful smoke test on 2026-05-02) productized the Deployment Record artifact: every successful self-hosted deploy automatically produces the .docx via a Python generator inside the application, and the Generate Deployment Record action on the Deployment tab regenerates it on demand. Section 11 now describes the automated path and the ConnectionConfigDialog-based backfill flow that applies to instances deployed before the persistence layer existed.</w:t>
             </w:r>
           </w:p>
         </w:tc>
@@ -689,6 +689,91 @@
                 <w:b w:val="false"/>
                 <w:bCs w:val="false"/>
               </w:rPr>
+              <w:t xml:space="preserve">1.1</w:t>
+            </w:r>
+          </w:p>
+        </w:tc>
+        <w:tc>
+          <w:tcPr>
+            <w:tcW w:type="dxa" w:w="1500"/>
+            <w:tcBorders>
+              <w:top w:val="single" w:color="AAAAAA" w:sz="4"/>
+              <w:left w:val="single" w:color="AAAAAA" w:sz="4"/>
+              <w:bottom w:val="single" w:color="AAAAAA" w:sz="4"/>
+              <w:right w:val="single" w:color="AAAAAA" w:sz="4"/>
+            </w:tcBorders>
+            <w:shd w:fill="F2F7FB" w:val="clear"/>
+            <w:tcMar>
+              <w:top w:type="dxa" w:w="80"/>
+              <w:left w:type="dxa" w:w="120"/>
+              <w:bottom w:type="dxa" w:w="80"/>
+              <w:right w:type="dxa" w:w="120"/>
+            </w:tcMar>
+          </w:tcPr>
+          <w:p>
+            <w:r>
+              <w:rPr>
+                <w:rFonts w:ascii="Arial" w:cs="Arial" w:eastAsia="Arial" w:hAnsi="Arial"/>
+                <w:b w:val="false"/>
+                <w:bCs w:val="false"/>
+              </w:rPr>
+              <w:t xml:space="preserve">05-02-26 06:50</w:t>
+            </w:r>
+          </w:p>
+        </w:tc>
+        <w:tc>
+          <w:tcPr>
+            <w:tcW w:type="dxa" w:w="7060"/>
+            <w:tcBorders>
+              <w:top w:val="single" w:color="AAAAAA" w:sz="4"/>
+              <w:left w:val="single" w:color="AAAAAA" w:sz="4"/>
+              <w:bottom w:val="single" w:color="AAAAAA" w:sz="4"/>
+              <w:right w:val="single" w:color="AAAAAA" w:sz="4"/>
+            </w:tcBorders>
+            <w:shd w:fill="F2F7FB" w:val="clear"/>
+            <w:tcMar>
+              <w:top w:type="dxa" w:w="80"/>
+              <w:left w:type="dxa" w:w="120"/>
+              <w:bottom w:type="dxa" w:w="80"/>
+              <w:right w:type="dxa" w:w="120"/>
+            </w:tcMar>
+          </w:tcPr>
+          <w:p>
+            <w:r>
+              <w:rPr>
+                <w:rFonts w:ascii="Arial" w:cs="Arial" w:eastAsia="Arial" w:hAnsi="Arial"/>
+                <w:b w:val="false"/>
+                <w:bCs w:val="false"/>
+              </w:rPr>
+              <w:t xml:space="preserve">Strengthened the SSH Host field row in Section 7.3 (Wizard Page 2 — Server (SSH) Connection) with an explicit cross-reference to Section 3.1 of the per-instance Deployment Record, where the captured IPv4 value now appears under the label "Public IPv4 (SSH Host)" (CBM Deployment Record v1.3 made the matching change). Together the two changes connect the wizard's SSH Host input to the Record's captured value so an operator running a re-deploy or migration knows exactly which value to enter. No other content changes.</w:t>
+            </w:r>
+          </w:p>
+        </w:tc>
+      </w:tr>
+      <w:tr>
+        <w:tc>
+          <w:tcPr>
+            <w:tcW w:type="dxa" w:w="800"/>
+            <w:tcBorders>
+              <w:top w:val="single" w:color="AAAAAA" w:sz="4"/>
+              <w:left w:val="single" w:color="AAAAAA" w:sz="4"/>
+              <w:bottom w:val="single" w:color="AAAAAA" w:sz="4"/>
+              <w:right w:val="single" w:color="AAAAAA" w:sz="4"/>
+            </w:tcBorders>
+            <w:tcMar>
+              <w:top w:type="dxa" w:w="80"/>
+              <w:left w:type="dxa" w:w="120"/>
+              <w:bottom w:type="dxa" w:w="80"/>
+              <w:right w:type="dxa" w:w="120"/>
+            </w:tcMar>
+          </w:tcPr>
+          <w:p>
+            <w:r>
+              <w:rPr>
+                <w:rFonts w:ascii="Arial" w:cs="Arial" w:eastAsia="Arial" w:hAnsi="Arial"/>
+                <w:b w:val="false"/>
+                <w:bCs w:val="false"/>
+              </w:rPr>
               <w:t xml:space="preserve">1.0</w:t>
             </w:r>
           </w:p>
@@ -702,7 +787,6 @@
               <w:bottom w:val="single" w:color="AAAAAA" w:sz="4"/>
               <w:right w:val="single" w:color="AAAAAA" w:sz="4"/>
             </w:tcBorders>
-            <w:shd w:fill="F2F7FB" w:val="clear"/>
             <w:tcMar>
               <w:top w:type="dxa" w:w="80"/>
               <w:left w:type="dxa" w:w="120"/>
@@ -730,7 +814,6 @@
               <w:bottom w:val="single" w:color="AAAAAA" w:sz="4"/>
               <w:right w:val="single" w:color="AAAAAA" w:sz="4"/>
             </w:tcBorders>
-            <w:shd w:fill="F2F7FB" w:val="clear"/>
             <w:tcMar>
               <w:top w:type="dxa" w:w="80"/>
               <w:left w:type="dxa" w:w="120"/>
@@ -6294,7 +6377,7 @@
           <w:b w:val="false"/>
           <w:bCs w:val="false"/>
         </w:rPr>
-        <w:t xml:space="preserve">The Deployment Record is a per-instance .docx that captures the as-deployed state — Droplet identification, hardware, OS, EspoCRM and component versions, TLS certificate, SSH access, credentials inventory by reference, and a deployment history timeline. The CBM Test Instance Deployment Record at ClevelandBusinessMentoring/PRDs/deployment/CBM-Test-Instance-Deployment-Record.docx is the canonical model.</w:t>
+        <w:t xml:space="preserve">The Deployment Record is a per-instance .docx that captures the as-deployed state — Droplet identification, hardware, OS, EspoCRM and component versions, TLS certificate, SSH access, credentials inventory by reference, and a deployment history timeline. The CRM Builder application produces this document automatically on every successful self-hosted deploy and provides an on-demand regeneration action for instances that need an updated Record (after an upgrade, after a state change, or after a configuration update affecting the captured values).</w:t>
       </w:r>
     </w:p>
     <w:p>
@@ -6307,17 +6390,74 @@
           <w:b w:val="false"/>
           <w:bCs w:val="false"/>
         </w:rPr>
-        <w:t xml:space="preserve">11.1 Capture As-Deployed Values</w:t>
-      </w:r>
-    </w:p>
-    <w:p>
-      <w:r>
-        <w:rPr>
-          <w:rFonts w:ascii="Arial" w:cs="Arial" w:eastAsia="Arial" w:hAnsi="Arial"/>
-          <w:b w:val="false"/>
-          <w:bCs w:val="false"/>
-        </w:rPr>
-        <w:t xml:space="preserve">From your workstation, the values that go into the Record come from three sources:</w:t>
+        <w:t xml:space="preserve">11.1 Automatic Generation on Successful Deploy</w:t>
+      </w:r>
+    </w:p>
+    <w:p>
+      <w:r>
+        <w:rPr>
+          <w:rFonts w:ascii="Arial" w:cs="Arial" w:eastAsia="Arial" w:hAnsi="Arial"/>
+          <w:b w:val="false"/>
+          <w:bCs w:val="false"/>
+        </w:rPr>
+        <w:t xml:space="preserve">When the Setup Wizard completes a self-hosted deploy successfully, the wizard's final page collects a small set of Documentation Inputs from the operator (Domain Registrar, DNS Provider, Droplet ID, weekly-backups status, and three password-manager entry names referencing the admin password, the database root password, and the hosting account login). These supplement the values the wizard already captured during the deploy itself. After the operator confirms, the application opens an SSH connection back to the freshly-deployed server, runs an inspection pass that captures the application version, component versions, and other on-server state, and writes a Deployment Record .docx to the client's project folder.</w:t>
+      </w:r>
+    </w:p>
+    <w:p>
+      <w:r>
+        <w:rPr>
+          <w:rFonts w:ascii="Arial" w:cs="Arial" w:eastAsia="Arial" w:hAnsi="Arial"/>
+          <w:b w:val="false"/>
+          <w:bCs w:val="false"/>
+        </w:rPr>
+        <w:t xml:space="preserve">Default output path:</w:t>
+      </w:r>
+    </w:p>
+    <w:p>
+      <w:pPr>
+        <w:spacing w:after="60" w:before="60"/>
+        <w:ind w:left="360"/>
+      </w:pPr>
+      <w:r>
+        <w:rPr>
+          <w:rFonts w:ascii="Courier New" w:cs="Courier New" w:eastAsia="Courier New" w:hAnsi="Courier New"/>
+          <w:sz w:val="20"/>
+          <w:szCs w:val="20"/>
+        </w:rPr>
+        <w:t xml:space="preserve">{project_folder}/PRDs/deployment/{INSTANCE_CODE}-Instance-Deployment-Record.docx</w:t>
+      </w:r>
+    </w:p>
+    <w:p>
+      <w:r>
+        <w:rPr>
+          <w:rFonts w:ascii="Arial" w:cs="Arial" w:eastAsia="Arial" w:hAnsi="Arial"/>
+          <w:b w:val="false"/>
+          <w:bCs w:val="false"/>
+        </w:rPr>
+        <w:t xml:space="preserve">If the path does not yet exist, the application creates the intermediate directories. The operator is given a Reveal in File Manager button on the wizard's Result page to confirm the file.</w:t>
+      </w:r>
+    </w:p>
+    <w:p>
+      <w:pPr>
+        <w:pStyle w:val="Heading2"/>
+      </w:pPr>
+      <w:r>
+        <w:rPr>
+          <w:rFonts w:ascii="Arial" w:cs="Arial" w:eastAsia="Arial" w:hAnsi="Arial"/>
+          <w:b w:val="false"/>
+          <w:bCs w:val="false"/>
+        </w:rPr>
+        <w:t xml:space="preserve">11.2 Regenerating an Existing Record</w:t>
+      </w:r>
+    </w:p>
+    <w:p>
+      <w:r>
+        <w:rPr>
+          <w:rFonts w:ascii="Arial" w:cs="Arial" w:eastAsia="Arial" w:hAnsi="Arial"/>
+          <w:b w:val="false"/>
+          <w:bCs w:val="false"/>
+        </w:rPr>
+        <w:t xml:space="preserve">The Generate Deployment Record action on the Deployment tab produces the same document on demand for any self-hosted instance. Use this when:</w:t>
       </w:r>
     </w:p>
     <w:p>
@@ -6332,7 +6472,7 @@
         <w:rPr>
           <w:rFonts w:ascii="Arial" w:cs="Arial" w:eastAsia="Arial" w:hAnsi="Arial"/>
         </w:rPr>
-        <w:t xml:space="preserve">On-server inspection via SSH — hardware, OS, kernel, swap, firewall, Docker version, container set, EspoCRM install location, crontab, authorized SSH keys, and (with one extra docker exec call each) the EspoCRM, MariaDB, and nginx component versions</w:t>
+        <w:t xml:space="preserve">An EspoCRM upgrade changed the application version. The new Record reflects the upgraded version.</w:t>
       </w:r>
     </w:p>
     <w:p>
@@ -6347,7 +6487,7 @@
         <w:rPr>
           <w:rFonts w:ascii="Arial" w:cs="Arial" w:eastAsia="Arial" w:hAnsi="Arial"/>
         </w:rPr>
-        <w:t xml:space="preserve">Live SSL certificate inspection — issuer, subject, dates, fingerprint via openssl s_client (no SSH required)</w:t>
+        <w:t xml:space="preserve">A configuration change made the existing Record's values stale (a Proton Pass entry rename, a new email contact, a backups status change).</w:t>
       </w:r>
     </w:p>
     <w:p>
@@ -6362,17 +6502,87 @@
         <w:rPr>
           <w:rFonts w:ascii="Arial" w:cs="Arial" w:eastAsia="Arial" w:hAnsi="Arial"/>
         </w:rPr>
-        <w:t xml:space="preserve">DigitalOcean dashboard — Droplet ID, region, size, backup status, the Droplet detail and Console URLs</w:t>
-      </w:r>
-    </w:p>
-    <w:p>
-      <w:r>
-        <w:rPr>
-          <w:rFonts w:ascii="Arial" w:cs="Arial" w:eastAsia="Arial" w:hAnsi="Arial"/>
-          <w:b w:val="false"/>
-          <w:bCs w:val="false"/>
-        </w:rPr>
-        <w:t xml:space="preserve">A diagnostic script that captures the SSH-side values in one pass is documented in the CBM Test Instance Deployment Record's production history (commit 964c841 in the ClevelandBusinessMentoring repo). Adapt that approach for new deployments rather than running ten ad-hoc SSH commands.</w:t>
+        <w:t xml:space="preserve">The application's generator gained content that wasn't present when the Record was last produced.</w:t>
+      </w:r>
+    </w:p>
+    <w:p>
+      <w:pPr>
+        <w:pStyle w:val="ListParagraph"/>
+        <w:numPr>
+          <w:ilvl w:val="0"/>
+          <w:numId w:val="2"/>
+        </w:numPr>
+      </w:pPr>
+      <w:r>
+        <w:rPr>
+          <w:rFonts w:ascii="Arial" w:cs="Arial" w:eastAsia="Arial" w:hAnsi="Arial"/>
+        </w:rPr>
+        <w:t xml:space="preserve">An instance was added to the application before automatic Record generation existed (the CBM Test instance is the canonical example, deployed 2026-03-28 before the deployment-record series shipped).</w:t>
+      </w:r>
+    </w:p>
+    <w:p>
+      <w:r>
+        <w:rPr>
+          <w:rFonts w:ascii="Arial" w:cs="Arial" w:eastAsia="Arial" w:hAnsi="Arial"/>
+          <w:b w:val="false"/>
+          <w:bCs w:val="false"/>
+        </w:rPr>
+        <w:t xml:space="preserve">Click Generate Deployment Record on the Deployment tab. Three things happen in sequence:</w:t>
+      </w:r>
+    </w:p>
+    <w:p>
+      <w:pPr>
+        <w:pStyle w:val="ListParagraph"/>
+        <w:numPr>
+          <w:ilvl w:val="0"/>
+          <w:numId w:val="3"/>
+        </w:numPr>
+      </w:pPr>
+      <w:r>
+        <w:rPr>
+          <w:rFonts w:ascii="Arial" w:cs="Arial" w:eastAsia="Arial" w:hAnsi="Arial"/>
+        </w:rPr>
+        <w:t xml:space="preserve">If no InstanceDeployConfig row exists for this instance yet (instance was added pre-automation), the application opens the Server Connection backfill dialog. Enter SSH host, port, username, key path, domain, Let's Encrypt email, MariaDB root password, and admin email. Click Save. This populates the deploy config so the regeneration knows how to reach the server.</w:t>
+      </w:r>
+    </w:p>
+    <w:p>
+      <w:pPr>
+        <w:pStyle w:val="ListParagraph"/>
+        <w:numPr>
+          <w:ilvl w:val="0"/>
+          <w:numId w:val="3"/>
+        </w:numPr>
+      </w:pPr>
+      <w:r>
+        <w:rPr>
+          <w:rFonts w:ascii="Arial" w:cs="Arial" w:eastAsia="Arial" w:hAnsi="Arial"/>
+        </w:rPr>
+        <w:t xml:space="preserve">The application opens the Regenerate Deployment Record dialog. Documentation Inputs pre-fill from the persisted deploy config (registrar, DNS provider, Droplet ID, backups). The three Proton Pass entry name fields pre-fill from templated defaults; on first regeneration the operator edits them to match actual entry names.</w:t>
+      </w:r>
+    </w:p>
+    <w:p>
+      <w:pPr>
+        <w:pStyle w:val="ListParagraph"/>
+        <w:numPr>
+          <w:ilvl w:val="0"/>
+          <w:numId w:val="3"/>
+        </w:numPr>
+      </w:pPr>
+      <w:r>
+        <w:rPr>
+          <w:rFonts w:ascii="Arial" w:cs="Arial" w:eastAsia="Arial" w:hAnsi="Arial"/>
+        </w:rPr>
+        <w:t xml:space="preserve">Click Generate. The application opens an SSH connection, runs the inspection pass, generates the .docx, and writes to the canonical path (overwrite mode) or to a timestamped path (versioned-copy mode).</w:t>
+      </w:r>
+    </w:p>
+    <w:p>
+      <w:r>
+        <w:rPr>
+          <w:rFonts w:ascii="Arial" w:cs="Arial" w:eastAsia="Arial" w:hAnsi="Arial"/>
+          <w:b w:val="false"/>
+          <w:bCs w:val="false"/>
+        </w:rPr>
+        <w:t xml:space="preserve">The default output mode is Overwrite. The versioned-copy option produces a filename of the form {INSTANCE_CODE}-Instance-Deployment-Record-{YYYY-MM-DD-HHMMSS}.docx for retaining historical snapshots without losing the canonical filename.</w:t>
       </w:r>
     </w:p>
     <w:p>
@@ -6385,17 +6595,17 @@
           <w:b w:val="false"/>
           <w:bCs w:val="false"/>
         </w:rPr>
-        <w:t xml:space="preserve">11.2 Generate the .docx</w:t>
-      </w:r>
-    </w:p>
-    <w:p>
-      <w:r>
-        <w:rPr>
-          <w:rFonts w:ascii="Arial" w:cs="Arial" w:eastAsia="Arial" w:hAnsi="Arial"/>
-          <w:b w:val="false"/>
-          <w:bCs w:val="false"/>
-        </w:rPr>
-        <w:t xml:space="preserve">Copy the existing CBM generator as the starting point:</w:t>
+        <w:t xml:space="preserve">11.3 Backfill Procedure for Pre-Automation Instances</w:t>
+      </w:r>
+    </w:p>
+    <w:p>
+      <w:r>
+        <w:rPr>
+          <w:rFonts w:ascii="Arial" w:cs="Arial" w:eastAsia="Arial" w:hAnsi="Arial"/>
+          <w:b w:val="false"/>
+          <w:bCs w:val="false"/>
+        </w:rPr>
+        <w:t xml:space="preserve">Instances deployed before the deployment-record series shipped (those without an InstanceDeployConfig row in the per-client database) need a one-time backfill before regeneration works. The CBM Test instance went through this exact procedure on 2026-05-02. The detailed step-by-step is captured at:</w:t>
       </w:r>
     </w:p>
     <w:p>
@@ -6409,28 +6619,95 @@
           <w:sz w:val="20"/>
           <w:szCs w:val="20"/>
         </w:rPr>
-        <w:t xml:space="preserve">cp ~/Dropbox/Projects/ClevelandBusinessMentors/PRDs/deployment/generate-deployment-record.js \
-   &lt;new-client&gt;/PRDs/deployment/generate-deployment-record.js</w:t>
-      </w:r>
-    </w:p>
-    <w:p>
-      <w:r>
-        <w:rPr>
-          <w:rFonts w:ascii="Arial" w:cs="Arial" w:eastAsia="Arial" w:hAnsi="Arial"/>
-          <w:b w:val="false"/>
-          <w:bCs w:val="false"/>
-        </w:rPr>
-        <w:t xml:space="preserve">Edit the new generator to substitute the values captured in Section 11.1, change the title block, and update the metadata. The structure (eleven sections plus front and back matter) is designed to apply to any deployment without modification.</w:t>
-      </w:r>
-    </w:p>
-    <w:p>
-      <w:r>
-        <w:rPr>
-          <w:rFonts w:ascii="Arial" w:cs="Arial" w:eastAsia="Arial" w:hAnsi="Arial"/>
-          <w:b w:val="false"/>
-          <w:bCs w:val="false"/>
-        </w:rPr>
-        <w:t xml:space="preserve">Run the generator and validate the output:</w:t>
+        <w:t xml:space="preserve">crmbuilder/PRDs/product/crmbuilder-automation-PRD/cbm-test-instance-backfill-procedure.md</w:t>
+      </w:r>
+    </w:p>
+    <w:p>
+      <w:r>
+        <w:rPr>
+          <w:rFonts w:ascii="Arial" w:cs="Arial" w:eastAsia="Arial" w:hAnsi="Arial"/>
+          <w:b w:val="false"/>
+          <w:bCs w:val="false"/>
+        </w:rPr>
+        <w:t xml:space="preserve">The procedure includes a keyring-bridge step for the MariaDB root password (using tools/diagnostics/bridge_password_to_keyring.py) and a worked table of values that were captured for CBM Test. New pre-automation instances follow the same shape with their own captured values.</w:t>
+      </w:r>
+    </w:p>
+    <w:p>
+      <w:pPr>
+        <w:pStyle w:val="Heading2"/>
+      </w:pPr>
+      <w:r>
+        <w:rPr>
+          <w:rFonts w:ascii="Arial" w:cs="Arial" w:eastAsia="Arial" w:hAnsi="Arial"/>
+          <w:b w:val="false"/>
+          <w:bCs w:val="false"/>
+        </w:rPr>
+        <w:t xml:space="preserve">11.4 Committing the Record to the Client Repository</w:t>
+      </w:r>
+    </w:p>
+    <w:p>
+      <w:r>
+        <w:rPr>
+          <w:rFonts w:ascii="Arial" w:cs="Arial" w:eastAsia="Arial" w:hAnsi="Arial"/>
+          <w:b w:val="false"/>
+          <w:bCs w:val="false"/>
+        </w:rPr>
+        <w:t xml:space="preserve">The application writes the .docx but does not commit it to git. The operator decides when a regeneration represents a change worth committing. Typical commit triggers:</w:t>
+      </w:r>
+    </w:p>
+    <w:p>
+      <w:pPr>
+        <w:pStyle w:val="ListParagraph"/>
+        <w:numPr>
+          <w:ilvl w:val="0"/>
+          <w:numId w:val="2"/>
+        </w:numPr>
+      </w:pPr>
+      <w:r>
+        <w:rPr>
+          <w:rFonts w:ascii="Arial" w:cs="Arial" w:eastAsia="Arial" w:hAnsi="Arial"/>
+        </w:rPr>
+        <w:t xml:space="preserve">Initial Record produced for a new instance</w:t>
+      </w:r>
+    </w:p>
+    <w:p>
+      <w:pPr>
+        <w:pStyle w:val="ListParagraph"/>
+        <w:numPr>
+          <w:ilvl w:val="0"/>
+          <w:numId w:val="2"/>
+        </w:numPr>
+      </w:pPr>
+      <w:r>
+        <w:rPr>
+          <w:rFonts w:ascii="Arial" w:cs="Arial" w:eastAsia="Arial" w:hAnsi="Arial"/>
+        </w:rPr>
+        <w:t xml:space="preserve">Regeneration after an EspoCRM version upgrade</w:t>
+      </w:r>
+    </w:p>
+    <w:p>
+      <w:pPr>
+        <w:pStyle w:val="ListParagraph"/>
+        <w:numPr>
+          <w:ilvl w:val="0"/>
+          <w:numId w:val="2"/>
+        </w:numPr>
+      </w:pPr>
+      <w:r>
+        <w:rPr>
+          <w:rFonts w:ascii="Arial" w:cs="Arial" w:eastAsia="Arial" w:hAnsi="Arial"/>
+        </w:rPr>
+        <w:t xml:space="preserve">Regeneration after a configuration change that materially affects the recorded values</w:t>
+      </w:r>
+    </w:p>
+    <w:p>
+      <w:r>
+        <w:rPr>
+          <w:rFonts w:ascii="Arial" w:cs="Arial" w:eastAsia="Arial" w:hAnsi="Arial"/>
+          <w:b w:val="false"/>
+          <w:bCs w:val="false"/>
+        </w:rPr>
+        <w:t xml:space="preserve">From the client repository:</w:t>
       </w:r>
     </w:p>
     <w:p>
@@ -6444,34 +6721,10 @@
           <w:sz w:val="20"/>
           <w:szCs w:val="20"/>
         </w:rPr>
-        <w:t xml:space="preserve">cd &lt;client&gt;/PRDs/deployment
-npm init -y &amp;&amp; npm install docx
-node generate-deployment-record.js
-python3 /mnt/skills/public/docx/scripts/office/validate.py CBM-Test-Instance-Deployment-Record.docx
-rm -rf node_modules package.json package-lock.json</w:t>
-      </w:r>
-    </w:p>
-    <w:p>
-      <w:pPr>
-        <w:pStyle w:val="Heading2"/>
-      </w:pPr>
-      <w:r>
-        <w:rPr>
-          <w:rFonts w:ascii="Arial" w:cs="Arial" w:eastAsia="Arial" w:hAnsi="Arial"/>
-          <w:b w:val="false"/>
-          <w:bCs w:val="false"/>
-        </w:rPr>
-        <w:t xml:space="preserve">11.3 Commit</w:t>
-      </w:r>
-    </w:p>
-    <w:p>
-      <w:r>
-        <w:rPr>
-          <w:rFonts w:ascii="Arial" w:cs="Arial" w:eastAsia="Arial" w:hAnsi="Arial"/>
-          <w:b w:val="false"/>
-          <w:bCs w:val="false"/>
-        </w:rPr>
-        <w:t xml:space="preserve">Commit the .docx and the generator script to the client's repository in a single commit, using a message that records the version and the deploy event the Record describes. The .docx is the canonical form; the generator is checked in alongside it so that future version bumps can re-run the generator rather than hand-editing the Word file.</w:t>
+        <w:t xml:space="preserve">cd ~/Dropbox/Projects/&lt;Client&gt;
+git add PRDs/deployment/{INSTANCE_CODE}-Instance-Deployment-Record.docx
+git commit -m "Regenerate Deployment Record for &lt;reason&gt;"
+git push</w:t>
       </w:r>
     </w:p>
     <w:p>
@@ -8458,7 +8711,7 @@
                 <w:b w:val="false"/>
                 <w:bCs w:val="false"/>
               </w:rPr>
-              <w:t xml:space="preserve">1.1</w:t>
+              <w:t xml:space="preserve">1.2</w:t>
             </w:r>
           </w:p>
         </w:tc>
@@ -8485,7 +8738,7 @@
                 <w:b w:val="false"/>
                 <w:bCs w:val="false"/>
               </w:rPr>
-              <w:t xml:space="preserve">05-02-26 06:50</w:t>
+              <w:t xml:space="preserve">05-02-26 17:30</w:t>
             </w:r>
           </w:p>
         </w:tc>
@@ -8512,7 +8765,7 @@
                 <w:b w:val="false"/>
                 <w:bCs w:val="false"/>
               </w:rPr>
-              <w:t xml:space="preserve">Section 7.3 (Wizard Page 2 — Server (SSH) Connection) field table updated. The SSH Host row's Recommended Value column now reads: "Droplet's public IPv4 (e.g. 104.131.45.208 for CBM Test). For an existing instance being re-deployed or migrated, this value appears as 'Public IPv4 (SSH Host)' in Section 3.1 of the per-instance Deployment Record." Connects the wizard's SSH Host input to the Deployment Record's captured value, addressing operator confusion observed during a real wizard run. Companion change: CBM Test Instance Deployment Record v1.3 relabeled the captured IPv4 row to "Public IPv4 (SSH Host)". Metadata Last Updated bumped to 05-02-26 06:50. No other content changes.</w:t>
+              <w:t xml:space="preserve">Section 11 (Post-Deploy — Produce the Deployment Record) rewritten end-to-end to reflect the productized Deployment Record artifact. The previous Sections 11.1–11.3 described a hand-driven workflow (copy a JS generator into a new client repo, edit values, run with Node.js, validate, commit) that no longer applies. New Section 11.1 describes automatic generation on successful deploy via the wizard's Documentation Inputs page; new Section 11.2 covers on-demand regeneration via the Generate Deployment Record action on the Deployment tab; new Section 11.3 cross-references the backfill procedure for instances deployed before the deployment-record series shipped (cbm-test-instance-backfill-procedure.md); new Section 11.4 covers committing the regenerated .docx to the client repository. Companion change in the CBM repository: the JS generator and the v1.3 hand-produced .docx have been retired; the application-generated CBMTEST-Instance-Deployment-Record.docx is now the single canonical artifact. Metadata Last Updated bumped to 05-02-26 17:30.</w:t>
             </w:r>
           </w:p>
         </w:tc>
@@ -8542,6 +8795,91 @@
                 <w:b w:val="false"/>
                 <w:bCs w:val="false"/>
               </w:rPr>
+              <w:t xml:space="preserve">1.1</w:t>
+            </w:r>
+          </w:p>
+        </w:tc>
+        <w:tc>
+          <w:tcPr>
+            <w:tcW w:type="dxa" w:w="1500"/>
+            <w:tcBorders>
+              <w:top w:val="single" w:color="AAAAAA" w:sz="4"/>
+              <w:left w:val="single" w:color="AAAAAA" w:sz="4"/>
+              <w:bottom w:val="single" w:color="AAAAAA" w:sz="4"/>
+              <w:right w:val="single" w:color="AAAAAA" w:sz="4"/>
+            </w:tcBorders>
+            <w:shd w:fill="F2F7FB" w:val="clear"/>
+            <w:tcMar>
+              <w:top w:type="dxa" w:w="80"/>
+              <w:left w:type="dxa" w:w="120"/>
+              <w:bottom w:type="dxa" w:w="80"/>
+              <w:right w:type="dxa" w:w="120"/>
+            </w:tcMar>
+          </w:tcPr>
+          <w:p>
+            <w:r>
+              <w:rPr>
+                <w:rFonts w:ascii="Arial" w:cs="Arial" w:eastAsia="Arial" w:hAnsi="Arial"/>
+                <w:b w:val="false"/>
+                <w:bCs w:val="false"/>
+              </w:rPr>
+              <w:t xml:space="preserve">05-02-26 06:50</w:t>
+            </w:r>
+          </w:p>
+        </w:tc>
+        <w:tc>
+          <w:tcPr>
+            <w:tcW w:type="dxa" w:w="7060"/>
+            <w:tcBorders>
+              <w:top w:val="single" w:color="AAAAAA" w:sz="4"/>
+              <w:left w:val="single" w:color="AAAAAA" w:sz="4"/>
+              <w:bottom w:val="single" w:color="AAAAAA" w:sz="4"/>
+              <w:right w:val="single" w:color="AAAAAA" w:sz="4"/>
+            </w:tcBorders>
+            <w:shd w:fill="F2F7FB" w:val="clear"/>
+            <w:tcMar>
+              <w:top w:type="dxa" w:w="80"/>
+              <w:left w:type="dxa" w:w="120"/>
+              <w:bottom w:type="dxa" w:w="80"/>
+              <w:right w:type="dxa" w:w="120"/>
+            </w:tcMar>
+          </w:tcPr>
+          <w:p>
+            <w:r>
+              <w:rPr>
+                <w:rFonts w:ascii="Arial" w:cs="Arial" w:eastAsia="Arial" w:hAnsi="Arial"/>
+                <w:b w:val="false"/>
+                <w:bCs w:val="false"/>
+              </w:rPr>
+              <w:t xml:space="preserve">Section 7.3 (Wizard Page 2 — Server (SSH) Connection) field table updated. The SSH Host row's Recommended Value column now reads: "Droplet's public IPv4 (e.g. 104.131.45.208 for CBM Test). For an existing instance being re-deployed or migrated, this value appears as 'Public IPv4 (SSH Host)' in Section 3.1 of the per-instance Deployment Record." Connects the wizard's SSH Host input to the Deployment Record's captured value, addressing operator confusion observed during a real wizard run. Companion change: CBM Test Instance Deployment Record v1.3 relabeled the captured IPv4 row to "Public IPv4 (SSH Host)". Metadata Last Updated bumped to 05-02-26 06:50. No other content changes.</w:t>
+            </w:r>
+          </w:p>
+        </w:tc>
+      </w:tr>
+      <w:tr>
+        <w:tc>
+          <w:tcPr>
+            <w:tcW w:type="dxa" w:w="800"/>
+            <w:tcBorders>
+              <w:top w:val="single" w:color="AAAAAA" w:sz="4"/>
+              <w:left w:val="single" w:color="AAAAAA" w:sz="4"/>
+              <w:bottom w:val="single" w:color="AAAAAA" w:sz="4"/>
+              <w:right w:val="single" w:color="AAAAAA" w:sz="4"/>
+            </w:tcBorders>
+            <w:tcMar>
+              <w:top w:type="dxa" w:w="80"/>
+              <w:left w:type="dxa" w:w="120"/>
+              <w:bottom w:type="dxa" w:w="80"/>
+              <w:right w:type="dxa" w:w="120"/>
+            </w:tcMar>
+          </w:tcPr>
+          <w:p>
+            <w:r>
+              <w:rPr>
+                <w:rFonts w:ascii="Arial" w:cs="Arial" w:eastAsia="Arial" w:hAnsi="Arial"/>
+                <w:b w:val="false"/>
+                <w:bCs w:val="false"/>
+              </w:rPr>
               <w:t xml:space="preserve">1.0</w:t>
             </w:r>
           </w:p>
@@ -8555,7 +8893,6 @@
               <w:bottom w:val="single" w:color="AAAAAA" w:sz="4"/>
               <w:right w:val="single" w:color="AAAAAA" w:sz="4"/>
             </w:tcBorders>
-            <w:shd w:fill="F2F7FB" w:val="clear"/>
             <w:tcMar>
               <w:top w:type="dxa" w:w="80"/>
               <w:left w:type="dxa" w:w="120"/>
@@ -8583,7 +8920,6 @@
               <w:bottom w:val="single" w:color="AAAAAA" w:sz="4"/>
               <w:right w:val="single" w:color="AAAAAA" w:sz="4"/>
             </w:tcBorders>
-            <w:shd w:fill="F2F7FB" w:val="clear"/>
             <w:tcMar>
               <w:top w:type="dxa" w:w="80"/>
               <w:left w:type="dxa" w:w="120"/>
